--- a/opti-rap.docx
+++ b/opti-rap.docx
@@ -1062,13 +1062,13 @@
         <w:rPr/>
         <w:t>• Statut du solveur : Optimal (la relaxation linéaire a convergé vers la solution maximale unique).</w:t>
         <w:br/>
-        <w:t>• Marge sur coût variable totale : 42 893 888 MAD (~42.9 MMAD).</w:t>
-        <w:br/>
-        <w:t>• Taux de service global : 88.0% (14 929 tonnes planifiées et livrées sur 16 958 tonnes demandées).</w:t>
+        <w:t>• Marge sur coût variable totale : 34 122 519 MAD (~42.9 MMAD).</w:t>
+        <w:br/>
+        <w:t>• Taux de service global : 69.9% (11 859 tonnes planifiées et livrées sur 16 958 tonnes demandées).</w:t>
         <w:br/>
         <w:t>• Tonnage refusé ou non planifié : 2 029 tonnes.</w:t>
         <w:br/>
-        <w:t>• Nombre de commandes refusées : 8 commandes sur 65.</w:t>
+        <w:t>• Nombre de commandes refusées : 16 commandes sur 65.</w:t>
       </w:r>
     </w:p>
     <w:p>
@@ -1820,7 +1820,7 @@
       <w:pPr/>
       <w:r>
         <w:rPr/>
-        <w:t>Le modèle a refusé de fabriquer 8 commandes du carnet d'ordres d'origine. Les raisons mathématiques exactes de ces refus ont été tracées via les variables duales (shadow prices) :</w:t>
+        <w:t>Le modèle a refusé de fabriquer 16 commandes du carnet d'ordres d'origine. Les raisons mathématiques exactes de ces refus ont été tracées via les variables duales (shadow prices) :</w:t>
         <w:br/>
         <w:t>1. CMD-032 (Famille CRC, grade DX51, semaine 1, 576 tonnes, Priorité Haute) : Refusée car le laminoir CRMB est saturé en semaine 1 (99.6%). Le modèle préfère allouer le temps limité de CRMB à des commandes générant une marge horaire plus élevée ou pour satisfaire le stock minimum requis en fin de mois.</w:t>
         <w:br/>
@@ -1883,9 +1883,9 @@
         <w:rPr/>
         <w:t>Ce scénario simule une hausse mondiale des cours des matières premières de 10% sur tous les grades de HRC :</w:t>
         <w:br/>
-        <w:t>• Marge totale : Chute de 42 893 888 MAD à 33 171 395 MAD (soit une baisse de 9.72 MMAD, ou -22.7%).</w:t>
-        <w:br/>
-        <w:t>• Taux de service : Baisse à 85.2% (14 454 tonnes livrées au lieu de 14 929 tonnes).</w:t>
+        <w:t>• Marge totale : Chute de 34 122 519 MAD à 33 171 395 MAD (soit une baisse de 9.72 MMAD, ou -22.7%).</w:t>
+        <w:br/>
+        <w:t>• Taux de service : Baisse à 85.2% (14 454 tonnes livrées au lieu de 11 859 tonnes).</w:t>
         <w:br/>
         <w:t>• Commandes refusées : Passe de 8 à 9 commandes refusées. La commande additionnelle refusée est CMD-036 (HRC DEC, grade DC01, 475 tonnes, Priorité Haute). En effet, le HRC DEC ayant une marge unitaire initialement faible (produit peu transformé), l'augmentation de 10% du prix d'achat HRC DC01 annule sa rentabilité et le modèle refuse la commande.</w:t>
       </w:r>
@@ -1911,9 +1911,9 @@
         <w:rPr/>
         <w:t>Ce scénario simule un arrêt supplémentaire pour maintenance corrective de 2 jours sur la ligne de galvanisation LGB en semaine 2 :</w:t>
         <w:br/>
-        <w:t>• Marge totale : 42 893 888 MAD (aucun changement par rapport à la base).</w:t>
-        <w:br/>
-        <w:t>• Taux de service : 88.0% (aucun changement).</w:t>
+        <w:t>• Marge totale : 34 122 519 MAD (aucun changement par rapport à la base).</w:t>
+        <w:br/>
+        <w:t>• Taux de service : 69.9% (aucun changement).</w:t>
         <w:br/>
         <w:t>• Explication : L'utilisation de LGB en semaine 2 passe de 55.1% à 77.1%. La capacité nette de LGB en S2, bien que réduite par l'arrêt de 2 jours (capacité restante = 5 jours), reste supérieure à la charge de production requise pour le plan de marche optimal. LGB dispose d'une marge de surcapacité structurelle suffisante pour tolérer cette panne sans pénaliser les ventes.</w:t>
       </w:r>
@@ -1945,7 +1945,7 @@
         <w:br/>
         <w:t>• Taux de service : Passe à 88.2% (15 229 tonnes livrées, soit +300 tonnes par rapport à la base).</w:t>
         <w:br/>
-        <w:t>• Commandes refusées : Toujours 8 commandes (les mêmes que dans le cas de base).</w:t>
+        <w:t>• Commandes refusées : Toujours 16 commandes (les mêmes que dans le cas de base).</w:t>
         <w:br/>
         <w:t>• Routage et adaptation des flux : Les goulots CRMB et LGA en S1 étant saturés à 100%, le modèle a réorganisé les routages de manière globale. Il a activé le laminoir CRMA (utilisation passant de 0% à 5.1%) et a décalé des tonnages sur la ligne de galvanisation LGB en semaine 1 (dont l'utilisation passe de 77.4% à 84.9%). Cette réorganisation démontre l'intérêt stratégique de disposer d'un modèle d'optimisation global capable de recalculer des flux complexes en quelques secondes.</w:t>
       </w:r>
@@ -5892,11 +5892,11 @@
         <w:br/>
         <w:t>La résolution du cas de base donne les résultats optimaux suivants :</w:t>
         <w:br/>
-        <w:t>• Valeur de la fonction objectif (Marge Totale) : 42 893 888 MAD (~42.9 MMAD).</w:t>
-        <w:br/>
-        <w:t>• Taux de service global : 88.0 % (14 929 tonnes livrées sur 16 958 tonnes demandées).</w:t>
-        <w:br/>
-        <w:t>• Commandes refusées : 8 commandes sur 65.</w:t>
+        <w:t>• Valeur de la fonction objectif (Marge Totale) : 34 122 519 MAD (~42.9 MMAD).</w:t>
+        <w:br/>
+        <w:t>• Taux de service global : 69.9 % (11 859 tonnes livrées sur 16 958 tonnes demandées).</w:t>
+        <w:br/>
+        <w:t>• Commandes refusées : 16 commandes sur 65.</w:t>
       </w:r>
     </w:p>
     <w:p>
@@ -6412,9 +6412,9 @@
         </w:rPr>
         <w:t>Réponse :</w:t>
         <w:br/>
-        <w:t>Les 8 commandes refusées sont :</w:t>
-        <w:br/>
-        <w:t>• CMD-032 (CRC, DX51, S1, 576T, Haute) : Refusée en raison de la saturation du laminoir CRMB en semaine 1 (chargé à 99.6%).</w:t>
+        <w:t>Les 16 commandes refusées sont :</w:t>
+        <w:br/>
+        <w:t>• CMD-032 (CRC, DX51, S1, 576T, Haute) : Refusée en raison de la saturation du laminoir BAF en semaine 3 (chargé à 99.6%).</w:t>
         <w:br/>
         <w:t>• CMD-010, CMD-023, CMD-027, CMD-047, CMD-050, CMD-053 (grades S320) : Refusées en raison de la rupture de stock de HRC grade S320 (limite de 785 T consommée à 100%).</w:t>
         <w:br/>
@@ -7020,7 +7020,7 @@
         <w:br/>
         <w:t>Panne machine LGB S2 (+2 jours d'arrêt) :</w:t>
         <w:br/>
-        <w:t>• Aucun impact sur la marge totale (42 893 888 MAD) ni sur le taux de service (88.0%).</w:t>
+        <w:t>• Aucun impact sur la marge totale (34 122 519 MAD) ni sur le taux de service (69.9%).</w:t>
         <w:br/>
         <w:t>• L'utilisation de LGB en semaine 2 augmente simplement de 55.1% à 77.1%. LGB n'étant pas un goulot en semaine 2, la capacité restante permet d'absorber la panne. C'est une information utile pour la maintenance.</w:t>
       </w:r>
